--- a/klagomål/A 62137-2025 FSC-klagomål.docx
+++ b/klagomål/A 62137-2025 FSC-klagomål.docx
@@ -191,7 +191,7 @@
     </w:p>
     <w:p>
       <w:r>
-        <w:t>I avverkningsanmälan har följande 6 naturvårdsarter hittats: spillkråka (NT, §4), tallticka (NT), björksplintborre (S), grön sköldmossa (S, §8), jättesvampmal (S) och mindre märgborre (S). Av dessa är 2 rödlistade. För rödlistade arter har rödlistekategorin angivits inom parentes. Arter som är signalarter enligt Skogsstyrelsen har markerats med (S). För fridlysta arter anges även paragrafen i Artskyddsförordningen som arten är fridlyst enligt.</w:t>
+        <w:t>I avverkningsanmälan har följande 11 naturvårdsarter hittats: knärot (VU, §8), spillkråka (NT, §4), tallticka (NT), vaddporing (NT), vedskivlav (NT), björksplintborre (S), blåmossa (S), grön sköldmossa (S, §8), jättesvampmal (S), mindre märgborre (S) och tjäder (§4). Av dessa är 5 rödlistade. För rödlistade arter har rödlistekategorin angivits inom parentes. Arter som är signalarter enligt Skogsstyrelsen har markerats med (S). För fridlysta arter anges även paragrafen i Artskyddsförordningen som arten är fridlyst enligt.</w:t>
       </w:r>
     </w:p>
     <w:p>
@@ -251,6 +251,17 @@
         <w:rPr>
           <w:b/>
         </w:rPr>
+        <w:t xml:space="preserve">Blåmossa </w:t>
+      </w:r>
+      <w:r>
+        <w:t>har karaktäristiska kuddar som är lätta att se på långt håll. Mycket stora kuddar, större än 0,5 meter i höjd, indikerar höga naturvärden där skogen har en lång period av orördhet oh stabila miljöförhållanden. Mossan växer under gynnsamma omständigheter cirka 1 centimeter per år och stora kuddar kan därför indirekt visa att lokalen varit lämplig under en lång tid (Nitare &amp; Skogsstyrelsen, 2019).</w:t>
+      </w:r>
+    </w:p>
+    <w:p>
+      <w:r>
+        <w:rPr>
+          <w:b/>
+        </w:rPr>
         <w:t>Mindre märgborre</w:t>
       </w:r>
       <w:r>
@@ -275,6 +286,28 @@
       </w:r>
       <w:r>
         <w:t>uppträder först på tallar som är 100–150 år gamla men är vanligast på träd som är runt 150–200 år eller äldre. I skogslandskapet är den främst knuten till tallnaturskogar och restbiotoper med biologiskt gamla träd och signalerar vanligtvis skyddsvärda tallbestånd med höga naturvärden (SLU Artdatabanken, 2023; Nitare &amp; Skogsstyrelsen, 2019).</w:t>
+      </w:r>
+    </w:p>
+    <w:p>
+      <w:r>
+        <w:rPr>
+          <w:b/>
+        </w:rPr>
+        <w:t xml:space="preserve">Vaddporing (NT) </w:t>
+      </w:r>
+      <w:r>
+        <w:t>är en brunrötande vednedbrytare som hittas på undersidan av liggande murken tallved i olika former. Substratet utgörs framför allt av den typ av hård, kådimpregnerad och ofta kolad tallved som skapas i brandpräglad skog. Vedtypen nybildas i mycket liten omfattning och det är sannolikt att arten upplever en utdöendeskuld. För att garantera artens fortlevnad bör man både säkra att artens växtplatser hålls intakta samt att långsiktigt säkerställa att ny ved tillkommer, allra helst i omedelbar anslutning till artens växtplatser. Skoglig gallring och annat uttag av virke innebär ett hot mot arten (SLU Artdatabanken, 2024).</w:t>
+      </w:r>
+    </w:p>
+    <w:p>
+      <w:r>
+        <w:rPr>
+          <w:b/>
+        </w:rPr>
+        <w:t>Vedskivlav (NT)</w:t>
+      </w:r>
+      <w:r>
+        <w:t xml:space="preserve"> växer på gammal, torr, exponerad, hård kärnved av framförallt tall i naturskogsartade bestånd. Avverkning av tallskog av naturskogskaraktär med spår av återkommande bränder är ett hot. Mängden lämplig ved att växa på för vedskivlav minskar, dels på grund av naturlig nedbrytning men framförallt på grund av att de förstörs i samband med slutavverkningar, gallringar och markberedning. Tall- och blandbarrskogar av naturskogskaraktär med spår av återkommande bränder bör skyddas (SLU Artdatabanken, 2024).</w:t>
       </w:r>
     </w:p>
     <w:p>
@@ -287,7 +320,7 @@
     </w:p>
     <w:p>
       <w:r>
-        <w:t>Följande fridlysta arter har sina livsmiljöer och växtplatser i den avverkningsanmälda skogen: spillkråka (NT, §4) och grön sköldmossa (S, §8).</w:t>
+        <w:t>Följande fridlysta arter har sina livsmiljöer och växtplatser i den avverkningsanmälda skogen: knärot (VU, §8), spillkråka (NT, §4), grön sköldmossa (S, §8) och tjäder (§4).</w:t>
       </w:r>
     </w:p>
     <w:p>
@@ -320,10 +353,107 @@
         <w:rPr>
           <w:b/>
         </w:rPr>
+        <w:t>Knärot (VU, §8)</w:t>
+      </w:r>
+      <w:r>
+        <w:t xml:space="preserve"> är rödlistad som sårbar och fridlyst enligt 8§ artskyddsförordningen. En nyligen genomförd analys av 79 floraväktarlokaler indikerar att det behövs någonstans mellan 100 och 150 meters skyddszon för att en knärotspopulation inte ska dö ut på lång sikt (Sebestyén &amp; Sundberg, 2025). Detta ligger väl i linje med tidigare genomförda studier som visar att det krävs väl tilltagna buffertzoner för att knäroten inte ska ta skada av skogsbruksåtgärder i intilliggande skog (Johnson, 2014; Koelmeijer m.fl., 2022; Skogsstyrelsen, 2022). Arten är även känslig för gallring vilket framgår av Skogsstyrelsens egen vägledning för hänsyn till knärot (Skogsstyrelsen, 2022). För rika förekomster av knärot är reservatsbildning eller biotopskydd lämpliga åtgärder för att skydda den. På knärot kan den sällsynta rostsvampen </w:t>
+      </w:r>
+      <w:r>
+        <w:rPr>
+          <w:i/>
+        </w:rPr>
+        <w:t>Pucciniastrum goodyerae</w:t>
+      </w:r>
+      <w:r>
+        <w:t xml:space="preserve"> påträffas. </w:t>
+      </w:r>
+      <w:r>
+        <w:rPr>
+          <w:i/>
+        </w:rPr>
+        <w:t>Pucciniastrum goodyerae</w:t>
+      </w:r>
+      <w:r>
+        <w:t xml:space="preserve"> är klassad som NE (ej bedömd) i rödlistan (SLU Artdatabanken, 2024).</w:t>
+      </w:r>
+    </w:p>
+    <w:p>
+      <w:r>
+        <w:t>I det avverkningsanmälda området finns 1 fyndplatser för knärot registrerade på Artportalen. Figur 2 visar gränserna för buffertzoner på 50 m, som behöver lämnas kring fyndplatserna för att knärotslokalerna inte ska försvinna vid en avverkning. Av det avverkningsanmälda området överlappar 0.65 ha med buffertzonerna och får av detta skäl inte avverkas.</w:t>
+      </w:r>
+    </w:p>
+    <w:p>
+      <w:pPr>
+        <w:pStyle w:val="Caption"/>
+      </w:pPr>
+      <w:r>
+        <w:drawing>
+          <wp:inline xmlns:a="http://schemas.openxmlformats.org/drawingml/2006/main" xmlns:pic="http://schemas.openxmlformats.org/drawingml/2006/picture">
+            <wp:extent cx="5486400" cy="3684071"/>
+            <wp:docPr id="2" name="Picture 2"/>
+            <wp:cNvGraphicFramePr>
+              <a:graphicFrameLocks noChangeAspect="1"/>
+            </wp:cNvGraphicFramePr>
+            <a:graphic>
+              <a:graphicData uri="http://schemas.openxmlformats.org/drawingml/2006/picture">
+                <pic:pic>
+                  <pic:nvPicPr>
+                    <pic:cNvPr id="0" name="A 62137-2025 karta knärot.png"/>
+                    <pic:cNvPicPr/>
+                  </pic:nvPicPr>
+                  <pic:blipFill>
+                    <a:blip r:embed="rId17"/>
+                    <a:stretch>
+                      <a:fillRect/>
+                    </a:stretch>
+                  </pic:blipFill>
+                  <pic:spPr>
+                    <a:xfrm>
+                      <a:off x="0" y="0"/>
+                      <a:ext cx="5486400" cy="3684071"/>
+                    </a:xfrm>
+                    <a:prstGeom prst="rect"/>
+                  </pic:spPr>
+                </pic:pic>
+              </a:graphicData>
+            </a:graphic>
+          </wp:inline>
+        </w:drawing>
+      </w:r>
+    </w:p>
+    <w:p>
+      <w:pPr>
+        <w:pStyle w:val="Caption"/>
+      </w:pPr>
+      <w:r>
+        <w:t>Figur 2. Fyndplatser och buffertzoner för knärot i det avverkningsanmälda området. Endast fyndplatser vars buffertzoner överlappar med det avverkningsanmälda området har tagits med i visualiseringen. Kartans mittpunktskoordinat är N 6555253, E 630523 i SWEREF 99 TM.</w:t>
+      </w:r>
+    </w:p>
+    <w:p>
+      <w:pPr>
+        <w:pStyle w:val="Caption"/>
+      </w:pPr>
+    </w:p>
+    <w:p>
+      <w:r>
+        <w:rPr>
+          <w:b/>
+        </w:rPr>
         <w:t>Spillkråka (NT, §4)</w:t>
       </w:r>
       <w:r>
         <w:t xml:space="preserve"> är rödlistad som nära hotad och ingår i bilaga 1 i EU:s fågeldirektiv. Den minskar i population på grund av minskad tillgång på lämpliga bo- och födoträd och minskad födotillgång. Spillkråkans minskningstakt har uppgått till 19 (24–10) % under de senaste 15 åren. Minskningstakten för den svenska populationen bedöms vara nära gränsvärdet för Sårbar (VU) (A2bc). Skogsbruk med korta omloppstider och täta, homogena ungskogar utgör det största hotet, (SLU Artdatabanken, 2023).</w:t>
+      </w:r>
+    </w:p>
+    <w:p>
+      <w:r>
+        <w:rPr>
+          <w:b/>
+        </w:rPr>
+        <w:t>Tjäder (§4)</w:t>
+      </w:r>
+      <w:r>
+        <w:t xml:space="preserve"> är en utpräglad skogsfågel knuten till större sammanhängande barrskogsområden. Tupparna och hönorna utnyttjar till viss del olika miljöer, och habitatvalet varierar dessutom mellan olika delar av året. För att det ska finnas livskraftiga tjäderbestånd krävs funktionella skogslandskap med en blandning av uppvuxen, gles och luckig skog, täta sumpskogar, myrar och andra små våtmarker. Arten försvinner när skogen fragmenteras och den sammanlagda arealen hyggen och andra öppna områden blir för stor. Ett småskaligt och försiktigt virkesuttag genom hyggesfria metoder kan i vissa fall vara möjligt i området inom 200 m från lekcentrum. Längre ut från lekcentrum, inom 200–500 m bör den avverkade ytan inte överskrida 1 hektar för att undvika alltför stora och snabba förändringar (Skogsstyrelsen, 2019).</w:t>
       </w:r>
     </w:p>
     <w:p>
@@ -437,7 +567,7 @@
         <w:rPr>
           <w:i/>
         </w:rPr>
-        <w:t>I det avverkningsanmälda skogsområdet har 6 naturvårdsarter varav 2 rödlistade arter sina livsmiljöer och växtplatser.</w:t>
+        <w:t>I det avverkningsanmälda skogsområdet har 11 naturvårdsarter varav 5 rödlistade arter sina livsmiljöer och växtplatser.</w:t>
       </w:r>
     </w:p>
     <w:p>
@@ -820,36 +950,72 @@
         <w:pStyle w:val="Heading1"/>
       </w:pPr>
       <w:r>
-        <w:t>Mindre märgborre – ekologi samt krav på livsmiljön</w:t>
+        <w:t>Knärot – ekologi samt krav på livsmiljön</w:t>
       </w:r>
     </w:p>
     <w:p>
       <w:r>
-        <w:t xml:space="preserve">Mindre märgborre är en signalart för tallskog med höga naturvärden och kan lätt konstateras genom sina karaktäristiska måsvingeliknande gnagspår som ofta hittas på grova tallgrenar på marken. Mindre märgborre betraktas tillsammans med skarptandad barkborre (NT) som nyckelarter, eftersom en rad sällsynta efterföljande arter är beroende av deras gångsystem. Bland dessa kan nämnas åtgärdsprogramsarterna avlång barkborre (VU), </w:t>
+        <w:t>Knärot är fridlyst enligt 8 och 15 §§ artskyddsförordningen och klassad som sårbar (VU) enligt rödlistan 2020. Knärot är beroende av hög och jämn luftfuktighet i gamla, ostörda skogsmiljöer och är känslig för snabba förändringar av ljus-/vindförhållanden eller uttorkning. På grund av ett alltför intensivt skogsbruk har den minskat med 40 (25–50) % under de senaste 60 åren och i framtiden bedöms minskningstakten uppgå till 30 (20–40) %. Till följd av att arten har en dokumenterat högre minskningstakt i förhållande till sin generationstid än vad som tidigare varit känt (data från Riksskogstaxeringen) höjdes den till hotkategori sårbar (VU) i rödlistan 2020 (SLU Artdatabanken, 2024).</w:t>
+      </w:r>
+    </w:p>
+    <w:p>
+      <w:r>
+        <w:t>En analys av 79 floraväktarlokaler åren 1990–2015 vilka återbesökts under 2020–2024 visade på en tydlig negativ påverkan på knärotsförekomster från större hyggen i närområdet (inom 150–200 m) vilket indikerar att kanteffekter har en stor påverkan på populationerna. Resultaten bekräftar knärotens känslighet för kanteffekter och visar vikten av att skydda större skogsbestånd för att bevara arten. Om det blir höga andelar (&gt;30%) hyggen inom 200 meter från en knärotsförekomst så ökar risken för att en knärotspopulation dör ut och det verkar det behövas någonstans mellan 100 och 150 meters skyddszon för att bevara arten på lång sikt (Sebestyén &amp; Sundberg, 2025).</w:t>
+      </w:r>
+    </w:p>
+    <w:p>
+      <w:r>
+        <w:t xml:space="preserve">Samuel Johnsons doktorsavhandling </w:t>
       </w:r>
       <w:r>
         <w:rPr>
           <w:i/>
         </w:rPr>
-        <w:t>Corticeus longulus</w:t>
-      </w:r>
-      <w:r>
-        <w:t xml:space="preserve"> (VU), tallbarksvartbagge (VU), tallgångbagge (VU) och cholodkovskys bastborre (NT) (Pettersson, 2014; Gunnarsson m fl., 1999).</w:t>
+        <w:t>“Retention Forestry as a Conservation Measure for Boreal Forest Ground Vegetation”</w:t>
+      </w:r>
+      <w:r>
+        <w:t xml:space="preserve"> (SLU, Uppsala 2014) visar att det krävs väl tilltagna skyddszoner för att knärotens växtplatser inte ska ta skada av skogsbruksåtgärder i intilliggande områden: </w:t>
+      </w:r>
+      <w:r>
+        <w:rPr>
+          <w:i/>
+        </w:rPr>
+        <w:t xml:space="preserve">“Study III shows that retention patches smaller than 0.5 ha do not lifeboat the sensitive forest herb G. repens, a species that depend on stable microclimatic conditions typical for intact forest stands.” </w:t>
+      </w:r>
+      <w:r>
+        <w:t xml:space="preserve">Vidare </w:t>
+      </w:r>
+      <w:r>
+        <w:rPr>
+          <w:i/>
+        </w:rPr>
+        <w:t>“More sensitive forest species are not lifeboated in retention patches ranging from 0.05 to 0.5 ha (Papers II &amp; III).”</w:t>
       </w:r>
     </w:p>
     <w:p>
       <w:r>
-        <w:t>Tallskogar tillhör de livsmiljöer som förändrats i stor skala, där många kvadratmil har omvandlats till unga produktionsskogar. I sådana skogar saknas förutsättningar för de ovannämnda sällsynta barkborrarna och alltmer kunskap tyder på att skogsbrukets omvandling av skogslandskapet, missgynnar åtgärdsprogrammets arter även inne i skyddade områden (Hedgren, 2012; Hedgren m.fl., 2010; Wikars m.fl., 2010; Wikars, 2009). Orsaken är sannolikt att dagens intensiva skogsbruk trivialiserar faunan på nydöda träd. Detta sker genom att generalister förökas upp i sådan grad i den brukade skogen att dessa även kommer att dominera i de för hållandevis små och fragmenterade områden som avsätts för naturvård (Appelqvist, 2005; Janzen, 1983; Ås, 1999).</w:t>
+        <w:t xml:space="preserve">Johnsons (2014) rekommendation på minst 50 meters breda skyddszoner runt knärotens växtplatser motsvarar en areal på 0,78 hektar, vilket ligger i linje med andra studier som gjorts på känsliga skogsarter: </w:t>
+      </w:r>
+      <w:r>
+        <w:rPr>
+          <w:i/>
+        </w:rPr>
+        <w:t>“In study III I also show that translocated specimens of G. repens survives well in mature forests at least 50 m from the nearest edge to an open area. Moreover, measures of temperature and humidity show that such distances from an open area is far enough to offer a microclimate that is more stable compared to what present in retention patches of around 0.1 ha. This means that the very centre of a circular patch with radius 50 m (equals a size of 0.78 ha) should offer conditions similar to interior forest and would perhaps be a suitable habitat for G. repens and similar species. Previous studies from both North America and Sweden have also concluded that patches between 0.5 and one ha are sufficient for preserving interior forest vegetation as well as sensitive lichens and bryophytes (de Graaf &amp; Roberts 2009; Halpern et al. 2012; Rudolphi et al. 2014).”</w:t>
       </w:r>
     </w:p>
     <w:p>
       <w:r>
-        <w:t>Ett tydligt exempel på en generalist som gynnas av dagens skogsbruk är större märgborre på nydöd tall. Denna utvecklas förutom i vindfällen gärna i avverkningsavfall, inklusive avverkningsstubbar och röjningsstammar. Därmed har den större märgborren möjlighet att upprätthålla stora och stabila populationer på huvuddelen av landets skogsmark, vilket leder till en trivialisering av faunan. Större märgborre inverkar sannolikt direkt negativt på arter som tolvtandad barkborre (EN) och avlång barkborre (VU), och indirekt på de som är gynnade av blånadssvampar, dvs. följearter till framförallt mindre märgborre och skarptandad barkborre (NT). De barkborrar som missgynnas av större märgborre är i mycket högre grad gynnade av tallar som dör genom självgallring, dvs. i normalfallet skog som inte används till skogsproduktion (Pettersson, 2014; Wikars, skriftl.).</w:t>
+        <w:t>En nyligen publicerad vetenskaplig uppsats av Koelmeijer m.fl. (2022) inkluderar orkidén knärots skyddsbehov. I uppsatsen berörs problemet med uttorkning för växter, bl.a. för knärot, ett problem som blivit accentuerat på grund av den pågående klimatförändringen och torra somrar, t.ex. den exceptionellt torra sommaren 2018. I uppsatsen undersöks områden med tre olika avstånd från kalhyggeskant med avseende på skydd bl.a. för knärot. Det första området har avstånd upp till 20 m från hyggeskant (Strong edge effect), det andra 20–40 m från hyggeskant (Weak edge effect) och det tredje avser större avstånd från hyggeskant, där kanteffekten anses vara försumbar (Interior). Ett resultat var att man fann stor eller mycket stor uttorkningseffekt på känsliga och rödlistade skogsarter vid de kortare avstånden till hyggeskant, medan effekt av uttorkning inte konstaterades på större avstånd (Interior). För orkidén knärot fann man en rik förekomst (upp till 0,06 dm2/m2) på stort avstånd från hyggeskant (Interior), medan förekomsten var liten eller närmast försumbar i de områden som klassificerades som Weak edge effect respektive Strong edge effect. Arbetet påpekar att de allt oftare förekommande torra somrarna ger ytterligare skäl att utöka skyddsavståndet från hyggen till den fuktkrävande arten knärot (Koelmeijer m.fl., 2022).</w:t>
       </w:r>
     </w:p>
     <w:p>
       <w:r>
-        <w:t>Rika förekomster av främst mindre märgborre men även skarptandad barkborre (NT) är en signal för artrikedom och inventeringar har visat att det är i skogar med en naturlig självgallring som det skapas förutsättningar för dessa arter samt de efterföljande åtgärdsprogramsarterna (Pettersson, 2014; Hedgren, 2012). Tallskogar med stark förekomst av mindre märgborre och skarptandad barkborre bör avsättas som reservat. Generellt bör hänsyn tas vid slutavverkning av talldominerad skog så att avverkningsrester som gren- och toppdelar (s.k. GROT) lämnas (Pettersson, 2014).</w:t>
+        <w:t>Även Skogsstyrelsens egen vägledning för hänsyn till knärot ligger i linje med ovanstående forskningsstudier. Av vägledningen framgår det att för med hög sannolikhet kunna bevara befintliga förekomster krävs relativt stora avsättningar av uppvuxen skog med slutet och relativt tätt kronskikt. Som riktlinje kan krävas ett avstånd på 50 meter in från brynet för att vidmakthålla ett fungerande mikroklimat. Detta innebär att fristående hänsynsytor för många arter (kärlväxter, lavar och mossor) kan behöva ha en area överstigande 0,8 hektar (cirkelyta med radien 50 meter = 0,78 hektar) för att bibehålla lokalklimatet. Även ganska små förändringar i form av förändrade ljus- och fuktighetsförhållanden, till exempel till följd av gallring, kan leda till att arten försvinner till följd av konkurrens med mera ljuskrävande och snabbväxande arter (Skogsstyrelsen, 2022).</w:t>
+      </w:r>
+    </w:p>
+    <w:p>
+      <w:r>
+        <w:t>Vid tillämpning av försiktighetsprincipen enligt 2 kap. 3 § miljöbalken bör sålunda 100–150 meters skyddszon lämnas runt knärotens växtplatser.</w:t>
       </w:r>
     </w:p>
     <w:p>
@@ -857,133 +1023,119 @@
         <w:pStyle w:val="Heading2"/>
       </w:pPr>
       <w:r>
-        <w:t>Referenser – mindre märgborre</w:t>
+        <w:t>Referenser – knärot</w:t>
       </w:r>
     </w:p>
     <w:p>
       <w:r>
-        <w:t xml:space="preserve">Appelqvist, T., 2005. </w:t>
+        <w:t xml:space="preserve">de Graaf M &amp; Roberts M.R., 2009. </w:t>
       </w:r>
       <w:r>
         <w:rPr>
           <w:i/>
         </w:rPr>
-        <w:t>Naturvårdsbiologisk forskning. Underlag för områdesskydd i landskapet.</w:t>
-      </w:r>
-      <w:r>
-        <w:t xml:space="preserve"> Naturvårdsverket, Rapport 5452.</w:t>
+        <w:t xml:space="preserve">Short-term response of the herbaceous layer within leave patches after harvest. </w:t>
+      </w:r>
+      <w:r>
+        <w:t>Forest Ecology and Management 257, 1014–1025</w:t>
       </w:r>
     </w:p>
     <w:p>
       <w:r>
-        <w:t xml:space="preserve">Gunnarsson, B., Pettersson, R. B., Hake, M. och Hultengren, S. &amp; Sjöberg, K., 1999. </w:t>
+        <w:t xml:space="preserve">Halpern, C. B., Halaj, J., Evans, S. A., &amp; Dovciak, M., 2012. </w:t>
       </w:r>
       <w:r>
         <w:rPr>
           <w:i/>
         </w:rPr>
-        <w:t xml:space="preserve">Spindlar och skalbaggar som indikatorer i barrskog. </w:t>
-      </w:r>
-      <w:r>
-        <w:t>Skog &amp; Forskning, Nr. 2/99, s. 46–51.</w:t>
+        <w:t xml:space="preserve">Level and pattern of overstory retention interact to shape long-term responses of understories to timber harvest. </w:t>
+      </w:r>
+      <w:r>
+        <w:t>Ecological Applications, 22, 2049–2064</w:t>
       </w:r>
     </w:p>
     <w:p>
       <w:r>
-        <w:t xml:space="preserve">Hedgren, O., 2012. </w:t>
+        <w:t xml:space="preserve">Johnson, S., 2014. </w:t>
       </w:r>
       <w:r>
         <w:rPr>
           <w:i/>
         </w:rPr>
-        <w:t>Hotade insekter på tallved i Dalarna.</w:t>
-      </w:r>
-      <w:r>
-        <w:t xml:space="preserve"> Länsstyrelsen Dalarna, Naturvårdsenheten. Rapport 2012:16.</w:t>
+        <w:t>Retention Forestry as a Conservation Measure for Boreal Forest Ground Vegetation</w:t>
+      </w:r>
+      <w:r>
+        <w:t>. Doktorsavhandling, SLU, Uppsala</w:t>
       </w:r>
     </w:p>
     <w:p>
       <w:r>
-        <w:t xml:space="preserve">Hedgren, O. 2010. </w:t>
+        <w:t xml:space="preserve">Koelmeijer, I. A., Ehrlén, J., Jönsson, M., De Frenne, P., Berg, P., Andersson, J., Weibull, H. &amp; Hylander, N. 2022. </w:t>
       </w:r>
       <w:r>
         <w:rPr>
           <w:i/>
         </w:rPr>
-        <w:t>Vedinsekter i tallskog och på brandfält i Värmland.</w:t>
-      </w:r>
-      <w:r>
-        <w:t xml:space="preserve"> Länsstyrelsen Värmland, Stencil, 39 s.</w:t>
+        <w:t xml:space="preserve">Interactive effects of drought and edge exposure on old-growth forest understory species. </w:t>
+      </w:r>
+      <w:r>
+        <w:t>Landscape Ecology, 37, sid 1839–1853</w:t>
       </w:r>
     </w:p>
     <w:p>
       <w:r>
-        <w:t xml:space="preserve">Janzen, D. H., 1983. </w:t>
+        <w:t xml:space="preserve">Rudolphi, J., Jönsson, M. T., &amp; Gustafsson, L., 2014. </w:t>
       </w:r>
       <w:r>
         <w:rPr>
           <w:i/>
         </w:rPr>
-        <w:t>No park is an island: Increase in interference from outside as park size decreases</w:t>
-      </w:r>
-      <w:r>
-        <w:t>. Oikos 41: 402–410.</w:t>
+        <w:t xml:space="preserve">Biological legacies buffer local species extinction after logging. </w:t>
+      </w:r>
+      <w:r>
+        <w:t>Journal of Applied Ecology. 51, 53–62.</w:t>
       </w:r>
     </w:p>
     <w:p>
       <w:r>
-        <w:t xml:space="preserve">Jonsell, M., Weslien, J. &amp; Ehn ström, B., 1998. </w:t>
+        <w:t xml:space="preserve">Sebestyén, L. och Sundberg, S. 2025.  </w:t>
       </w:r>
       <w:r>
         <w:rPr>
           <w:i/>
         </w:rPr>
-        <w:t>Substrate requirements of red-listed saproxylic invertebrates in Sweden</w:t>
-      </w:r>
-      <w:r>
-        <w:t>. Biodiversity and Conserv. 7: 749–764.</w:t>
+        <w:t>Påverkan på knärotslokaler från hyggen i närheten.</w:t>
+      </w:r>
+      <w:r>
+        <w:t xml:space="preserve"> DAPHNE 36:1 2025. Botaniska Sällskapet i Stockholm</w:t>
       </w:r>
     </w:p>
     <w:p>
       <w:r>
-        <w:t xml:space="preserve">Pettersson, R. B., 2014). </w:t>
+        <w:t xml:space="preserve">Skogsstyrelsen, 2022. </w:t>
       </w:r>
       <w:r>
         <w:rPr>
           <w:i/>
         </w:rPr>
-        <w:t>Åtgärdsprogram för skalbaggar på nyligen död tall, 2014–2018.</w:t>
-      </w:r>
-      <w:r>
-        <w:t xml:space="preserve"> Rapport 6599. Bromma: Naturvårdsverket.</w:t>
+        <w:t xml:space="preserve">Vägledning för hänsyn till knärot. </w:t>
+      </w:r>
+      <w:r>
+        <w:t>https://www.skogsstyrelsen.se/lag-och-tillsyn/artskydd/vagledningar-och-kunskapsstod-artskydd/vagledning-for-hansyn-till-knarot/</w:t>
       </w:r>
     </w:p>
     <w:p>
       <w:r>
-        <w:t xml:space="preserve">Wikars, L.-O., Hansson, J. &amp; Hedgren, O., 2010. </w:t>
+        <w:t xml:space="preserve">SLU Artdatabanken, 2024. </w:t>
       </w:r>
       <w:r>
         <w:rPr>
           <w:i/>
         </w:rPr>
-        <w:t>Inventering av vedlevande skalbaggar – tallskogar i Örebro län.</w:t>
-      </w:r>
-      <w:r>
-        <w:t xml:space="preserve"> Länsstyrelsen i Örebro län, publ.nr. 2010:2.</w:t>
-      </w:r>
-    </w:p>
-    <w:p>
-      <w:r>
-        <w:t xml:space="preserve">Wikars, L.-O., 2009. </w:t>
-      </w:r>
-      <w:r>
-        <w:rPr>
-          <w:i/>
-        </w:rPr>
-        <w:t>Vedskalbaggar i Hamra nationalpark, Gävleborgs län.</w:t>
-      </w:r>
-      <w:r>
-        <w:t xml:space="preserve"> Länsstyrelsen Gävleborg, Rapport 2009:14.</w:t>
+        <w:t xml:space="preserve">Artfaktablad. Naturvård – artfakta. </w:t>
+      </w:r>
+      <w:r>
+        <w:t>SLU Artdatabanken, Uppsala</w:t>
       </w:r>
     </w:p>
     <w:p>
@@ -991,17 +1143,36 @@
         <w:pStyle w:val="Heading1"/>
       </w:pPr>
       <w:r>
-        <w:t>Spillkråka – ekologi samt krav på livsmiljön</w:t>
+        <w:t>Mindre märgborre – ekologi samt krav på livsmiljön</w:t>
       </w:r>
     </w:p>
     <w:p>
       <w:r>
-        <w:t>Spillkråka (NT) är rödlistad som nära hotad, fridlyst enligt §4 Artskyddsförordningen och ingår i bilaga 1 i EU:s fågeldirektiv. Spillkråka lever i både barr- och blandskog liksom i ren lövskog. De tätaste populationerna tenderar att finnas i äldre, variationsrik blandskog med gott om död ved och gamla träd.</w:t>
+        <w:t xml:space="preserve">Mindre märgborre är en signalart för tallskog med höga naturvärden och kan lätt konstateras genom sina karaktäristiska måsvingeliknande gnagspår som ofta hittas på grova tallgrenar på marken. Mindre märgborre betraktas tillsammans med skarptandad barkborre (NT) som nyckelarter, eftersom en rad sällsynta efterföljande arter är beroende av deras gångsystem. Bland dessa kan nämnas åtgärdsprogramsarterna avlång barkborre (VU), </w:t>
+      </w:r>
+      <w:r>
+        <w:rPr>
+          <w:i/>
+        </w:rPr>
+        <w:t>Corticeus longulus</w:t>
+      </w:r>
+      <w:r>
+        <w:t xml:space="preserve"> (VU), tallbarksvartbagge (VU), tallgångbagge (VU) och cholodkovskys bastborre (NT) (Pettersson, 2014; Gunnarsson m fl., 1999).</w:t>
       </w:r>
     </w:p>
     <w:p>
       <w:r>
-        <w:t>Varje par utnyttjar 400–1000 hektar skog beroende på skogens kvalitet. En minskning av populationen pågår på grund av minskad tillgång på lämpliga bo- och födoträd och minskad födotillgång. Spillkråkans minskningstakt har uppgått till 19 (24–10) % under de senaste 15 åren. Minskningstakten för den svenska populationen bedöms vara nära gränsvärdet för Sårbar (VU) (A2bc). Skogsbruk med korta omloppstider och täta, homogena ungskogar utgör det största hotet (Artdatabanken 2023).</w:t>
+        <w:t>Tallskogar tillhör de livsmiljöer som förändrats i stor skala, där många kvadratmil har omvandlats till unga produktionsskogar. I sådana skogar saknas förutsättningar för de ovannämnda sällsynta barkborrarna och alltmer kunskap tyder på att skogsbrukets omvandling av skogslandskapet, missgynnar åtgärdsprogrammets arter även inne i skyddade områden (Hedgren, 2012; Hedgren m.fl., 2010; Wikars m.fl., 2010; Wikars, 2009). Orsaken är sannolikt att dagens intensiva skogsbruk trivialiserar faunan på nydöda träd. Detta sker genom att generalister förökas upp i sådan grad i den brukade skogen att dessa även kommer att dominera i de för hållandevis små och fragmenterade områden som avsätts för naturvård (Appelqvist, 2005; Janzen, 1983; Ås, 1999).</w:t>
+      </w:r>
+    </w:p>
+    <w:p>
+      <w:r>
+        <w:t>Ett tydligt exempel på en generalist som gynnas av dagens skogsbruk är större märgborre på nydöd tall. Denna utvecklas förutom i vindfällen gärna i avverkningsavfall, inklusive avverkningsstubbar och röjningsstammar. Därmed har den större märgborren möjlighet att upprätthålla stora och stabila populationer på huvuddelen av landets skogsmark, vilket leder till en trivialisering av faunan. Större märgborre inverkar sannolikt direkt negativt på arter som tolvtandad barkborre (EN) och avlång barkborre (VU), och indirekt på de som är gynnade av blånadssvampar, dvs. följearter till framförallt mindre märgborre och skarptandad barkborre (NT). De barkborrar som missgynnas av större märgborre är i mycket högre grad gynnade av tallar som dör genom självgallring, dvs. i normalfallet skog som inte används till skogsproduktion (Pettersson, 2014; Wikars, skriftl.).</w:t>
+      </w:r>
+    </w:p>
+    <w:p>
+      <w:r>
+        <w:t>Rika förekomster av främst mindre märgborre men även skarptandad barkborre (NT) är en signal för artrikedom och inventeringar har visat att det är i skogar med en naturlig självgallring som det skapas förutsättningar för dessa arter samt de efterföljande åtgärdsprogramsarterna (Pettersson, 2014; Hedgren, 2012). Tallskogar med stark förekomst av mindre märgborre och skarptandad barkborre bör avsättas som reservat. Generellt bör hänsyn tas vid slutavverkning av talldominerad skog så att avverkningsrester som gren- och toppdelar (s.k. GROT) lämnas (Pettersson, 2014).</w:t>
       </w:r>
     </w:p>
     <w:p>
@@ -1009,6 +1180,158 @@
         <w:pStyle w:val="Heading2"/>
       </w:pPr>
       <w:r>
+        <w:t>Referenser – mindre märgborre</w:t>
+      </w:r>
+    </w:p>
+    <w:p>
+      <w:r>
+        <w:t xml:space="preserve">Appelqvist, T., 2005. </w:t>
+      </w:r>
+      <w:r>
+        <w:rPr>
+          <w:i/>
+        </w:rPr>
+        <w:t>Naturvårdsbiologisk forskning. Underlag för områdesskydd i landskapet.</w:t>
+      </w:r>
+      <w:r>
+        <w:t xml:space="preserve"> Naturvårdsverket, Rapport 5452.</w:t>
+      </w:r>
+    </w:p>
+    <w:p>
+      <w:r>
+        <w:t xml:space="preserve">Gunnarsson, B., Pettersson, R. B., Hake, M. och Hultengren, S. &amp; Sjöberg, K., 1999. </w:t>
+      </w:r>
+      <w:r>
+        <w:rPr>
+          <w:i/>
+        </w:rPr>
+        <w:t xml:space="preserve">Spindlar och skalbaggar som indikatorer i barrskog. </w:t>
+      </w:r>
+      <w:r>
+        <w:t>Skog &amp; Forskning, Nr. 2/99, s. 46–51.</w:t>
+      </w:r>
+    </w:p>
+    <w:p>
+      <w:r>
+        <w:t xml:space="preserve">Hedgren, O., 2012. </w:t>
+      </w:r>
+      <w:r>
+        <w:rPr>
+          <w:i/>
+        </w:rPr>
+        <w:t>Hotade insekter på tallved i Dalarna.</w:t>
+      </w:r>
+      <w:r>
+        <w:t xml:space="preserve"> Länsstyrelsen Dalarna, Naturvårdsenheten. Rapport 2012:16.</w:t>
+      </w:r>
+    </w:p>
+    <w:p>
+      <w:r>
+        <w:t xml:space="preserve">Hedgren, O. 2010. </w:t>
+      </w:r>
+      <w:r>
+        <w:rPr>
+          <w:i/>
+        </w:rPr>
+        <w:t>Vedinsekter i tallskog och på brandfält i Värmland.</w:t>
+      </w:r>
+      <w:r>
+        <w:t xml:space="preserve"> Länsstyrelsen Värmland, Stencil, 39 s.</w:t>
+      </w:r>
+    </w:p>
+    <w:p>
+      <w:r>
+        <w:t xml:space="preserve">Janzen, D. H., 1983. </w:t>
+      </w:r>
+      <w:r>
+        <w:rPr>
+          <w:i/>
+        </w:rPr>
+        <w:t>No park is an island: Increase in interference from outside as park size decreases</w:t>
+      </w:r>
+      <w:r>
+        <w:t>. Oikos 41: 402–410.</w:t>
+      </w:r>
+    </w:p>
+    <w:p>
+      <w:r>
+        <w:t xml:space="preserve">Jonsell, M., Weslien, J. &amp; Ehn ström, B., 1998. </w:t>
+      </w:r>
+      <w:r>
+        <w:rPr>
+          <w:i/>
+        </w:rPr>
+        <w:t>Substrate requirements of red-listed saproxylic invertebrates in Sweden</w:t>
+      </w:r>
+      <w:r>
+        <w:t>. Biodiversity and Conserv. 7: 749–764.</w:t>
+      </w:r>
+    </w:p>
+    <w:p>
+      <w:r>
+        <w:t xml:space="preserve">Pettersson, R. B., 2014). </w:t>
+      </w:r>
+      <w:r>
+        <w:rPr>
+          <w:i/>
+        </w:rPr>
+        <w:t>Åtgärdsprogram för skalbaggar på nyligen död tall, 2014–2018.</w:t>
+      </w:r>
+      <w:r>
+        <w:t xml:space="preserve"> Rapport 6599. Bromma: Naturvårdsverket.</w:t>
+      </w:r>
+    </w:p>
+    <w:p>
+      <w:r>
+        <w:t xml:space="preserve">Wikars, L.-O., Hansson, J. &amp; Hedgren, O., 2010. </w:t>
+      </w:r>
+      <w:r>
+        <w:rPr>
+          <w:i/>
+        </w:rPr>
+        <w:t>Inventering av vedlevande skalbaggar – tallskogar i Örebro län.</w:t>
+      </w:r>
+      <w:r>
+        <w:t xml:space="preserve"> Länsstyrelsen i Örebro län, publ.nr. 2010:2.</w:t>
+      </w:r>
+    </w:p>
+    <w:p>
+      <w:r>
+        <w:t xml:space="preserve">Wikars, L.-O., 2009. </w:t>
+      </w:r>
+      <w:r>
+        <w:rPr>
+          <w:i/>
+        </w:rPr>
+        <w:t>Vedskalbaggar i Hamra nationalpark, Gävleborgs län.</w:t>
+      </w:r>
+      <w:r>
+        <w:t xml:space="preserve"> Länsstyrelsen Gävleborg, Rapport 2009:14.</w:t>
+      </w:r>
+    </w:p>
+    <w:p>
+      <w:pPr>
+        <w:pStyle w:val="Heading1"/>
+      </w:pPr>
+      <w:r>
+        <w:t>Spillkråka – ekologi samt krav på livsmiljön</w:t>
+      </w:r>
+    </w:p>
+    <w:p>
+      <w:r>
+        <w:t>Spillkråka (NT) är rödlistad som nära hotad, fridlyst enligt §4 Artskyddsförordningen och ingår i bilaga 1 i EU:s fågeldirektiv. Spillkråka lever i både barr- och blandskog liksom i ren lövskog. De tätaste populationerna tenderar att finnas i äldre, variationsrik blandskog med gott om död ved och gamla träd.</w:t>
+      </w:r>
+    </w:p>
+    <w:p>
+      <w:r>
+        <w:t>Varje par utnyttjar 400–1000 hektar skog beroende på skogens kvalitet. En minskning av populationen pågår på grund av minskad tillgång på lämpliga bo- och födoträd och minskad födotillgång. Spillkråkans minskningstakt har uppgått till 19 (24–10) % under de senaste 15 åren. Minskningstakten för den svenska populationen bedöms vara nära gränsvärdet för Sårbar (VU) (A2bc). Skogsbruk med korta omloppstider och täta, homogena ungskogar utgör det största hotet (Artdatabanken 2023).</w:t>
+      </w:r>
+    </w:p>
+    <w:p>
+      <w:pPr>
+        <w:pStyle w:val="Heading2"/>
+      </w:pPr>
+      <w:r>
         <w:t>Referenser – spillkråka</w:t>
       </w:r>
     </w:p>
@@ -1024,6 +1347,46 @@
       </w:r>
       <w:r>
         <w:t>SLU Artdatabanken, Uppsala</w:t>
+      </w:r>
+    </w:p>
+    <w:p>
+      <w:pPr>
+        <w:pStyle w:val="Heading1"/>
+      </w:pPr>
+      <w:r>
+        <w:t>Tjäder – ekologi samt krav på livsmiljön</w:t>
+      </w:r>
+    </w:p>
+    <w:p>
+      <w:r>
+        <w:t>Tjäder (§4) är en utpräglad skogsfågel knuten till större sammanhängande barrskogsområden. Tupparna och hönorna utnyttjar till viss del olika miljöer, och habitatvalet varierar dessutom mellan olika delar av året. För att det ska finnas livskraftiga tjäderbestånd krävs funktionella skogslandskap med en blandning av uppvuxen, gles och luckig skog, täta sumpskogar, myrar och andra små våtmarker (Skogsstyrelsen, 2019).</w:t>
+      </w:r>
+    </w:p>
+    <w:p>
+      <w:r>
+        <w:t>Arten försvinner när skogen fragmenteras och den sammanlagda arealen hyggen och andra öppna områden blir för stor. Ett småskaligt och försiktigt virkesuttag genom hyggesfria metoder kan i vissa fall vara möjligt i området inom 200 m från lekcentrum. Längre ut från lekcentrum, inom 200–500 m bör den avverkade ytan inte överskrida 1 hektar för att undvika alltför stora och snabba förändringar (Skogsstyrelsen, 2019).</w:t>
+      </w:r>
+    </w:p>
+    <w:p>
+      <w:pPr>
+        <w:pStyle w:val="Heading2"/>
+      </w:pPr>
+      <w:r>
+        <w:t>Referenser – tjäder</w:t>
+      </w:r>
+    </w:p>
+    <w:p>
+      <w:r>
+        <w:t xml:space="preserve">Skogsstyrelsen, 2019. </w:t>
+      </w:r>
+      <w:r>
+        <w:rPr>
+          <w:i/>
+        </w:rPr>
+        <w:t xml:space="preserve">Vägledning för hänsyn till fåglar – tjäder. </w:t>
+      </w:r>
+      <w:r>
+        <w:t>https://www.skogsstyrelsen.se/globalassets/lag-och-tillsyn/artskydd/vagledningar-for-hansyn-till-faglar/tjader-vagledning-hansyn2.pdf</w:t>
       </w:r>
     </w:p>
     <w:sectPr>
@@ -1154,7 +1517,7 @@
     <w:r>
       <w:tab/>
       <w:tab/>
-      <w:t>2025-12-19</w:t>
+      <w:t>2025-12-20</w:t>
       <w:br/>
       <w:br/>
     </w:r>

--- a/klagomål/A 62137-2025 FSC-klagomål.docx
+++ b/klagomål/A 62137-2025 FSC-klagomål.docx
@@ -1517,7 +1517,7 @@
     <w:r>
       <w:tab/>
       <w:tab/>
-      <w:t>2025-12-20</w:t>
+      <w:t>2025-12-21</w:t>
       <w:br/>
       <w:br/>
     </w:r>

--- a/klagomål/A 62137-2025 FSC-klagomål.docx
+++ b/klagomål/A 62137-2025 FSC-klagomål.docx
@@ -1517,7 +1517,7 @@
     <w:r>
       <w:tab/>
       <w:tab/>
-      <w:t>2025-12-21</w:t>
+      <w:t>2025-12-22</w:t>
       <w:br/>
       <w:br/>
     </w:r>

--- a/klagomål/A 62137-2025 FSC-klagomål.docx
+++ b/klagomål/A 62137-2025 FSC-klagomål.docx
@@ -1517,7 +1517,7 @@
     <w:r>
       <w:tab/>
       <w:tab/>
-      <w:t>2025-12-22</w:t>
+      <w:t>2025-12-26</w:t>
       <w:br/>
       <w:br/>
     </w:r>

--- a/klagomål/A 62137-2025 FSC-klagomål.docx
+++ b/klagomål/A 62137-2025 FSC-klagomål.docx
@@ -1517,7 +1517,7 @@
     <w:r>
       <w:tab/>
       <w:tab/>
-      <w:t>2025-12-26</w:t>
+      <w:t>2025-12-28</w:t>
       <w:br/>
       <w:br/>
     </w:r>

--- a/klagomål/A 62137-2025 FSC-klagomål.docx
+++ b/klagomål/A 62137-2025 FSC-klagomål.docx
@@ -1517,7 +1517,7 @@
     <w:r>
       <w:tab/>
       <w:tab/>
-      <w:t>2025-12-28</w:t>
+      <w:t>2025-12-29</w:t>
       <w:br/>
       <w:br/>
     </w:r>

--- a/klagomål/A 62137-2025 FSC-klagomål.docx
+++ b/klagomål/A 62137-2025 FSC-klagomål.docx
@@ -1517,7 +1517,7 @@
     <w:r>
       <w:tab/>
       <w:tab/>
-      <w:t>2025-12-29</w:t>
+      <w:t>2025-12-30</w:t>
       <w:br/>
       <w:br/>
     </w:r>

--- a/klagomål/A 62137-2025 FSC-klagomål.docx
+++ b/klagomål/A 62137-2025 FSC-klagomål.docx
@@ -1517,7 +1517,7 @@
     <w:r>
       <w:tab/>
       <w:tab/>
-      <w:t>2025-12-30</w:t>
+      <w:t>2025-12-31</w:t>
       <w:br/>
       <w:br/>
     </w:r>

--- a/klagomål/A 62137-2025 FSC-klagomål.docx
+++ b/klagomål/A 62137-2025 FSC-klagomål.docx
@@ -1517,7 +1517,7 @@
     <w:r>
       <w:tab/>
       <w:tab/>
-      <w:t>2025-12-31</w:t>
+      <w:t>2026-01-03</w:t>
       <w:br/>
       <w:br/>
     </w:r>

--- a/klagomål/A 62137-2025 FSC-klagomål.docx
+++ b/klagomål/A 62137-2025 FSC-klagomål.docx
@@ -1517,7 +1517,7 @@
     <w:r>
       <w:tab/>
       <w:tab/>
-      <w:t>2026-01-07</w:t>
+      <w:t>2026-01-08</w:t>
       <w:br/>
       <w:br/>
     </w:r>

--- a/klagomål/A 62137-2025 FSC-klagomål.docx
+++ b/klagomål/A 62137-2025 FSC-klagomål.docx
@@ -1517,7 +1517,7 @@
     <w:r>
       <w:tab/>
       <w:tab/>
-      <w:t>2026-01-08</w:t>
+      <w:t>2026-01-09</w:t>
       <w:br/>
       <w:br/>
     </w:r>

--- a/klagomål/A 62137-2025 FSC-klagomål.docx
+++ b/klagomål/A 62137-2025 FSC-klagomål.docx
@@ -1517,7 +1517,7 @@
     <w:r>
       <w:tab/>
       <w:tab/>
-      <w:t>2026-01-09</w:t>
+      <w:t>2026-01-10</w:t>
       <w:br/>
       <w:br/>
     </w:r>

--- a/klagomål/A 62137-2025 FSC-klagomål.docx
+++ b/klagomål/A 62137-2025 FSC-klagomål.docx
@@ -1517,7 +1517,7 @@
     <w:r>
       <w:tab/>
       <w:tab/>
-      <w:t>2026-01-10</w:t>
+      <w:t>2026-01-11</w:t>
       <w:br/>
       <w:br/>
     </w:r>

--- a/klagomål/A 62137-2025 FSC-klagomål.docx
+++ b/klagomål/A 62137-2025 FSC-klagomål.docx
@@ -1517,7 +1517,7 @@
     <w:r>
       <w:tab/>
       <w:tab/>
-      <w:t>2026-01-11</w:t>
+      <w:t>2026-01-12</w:t>
       <w:br/>
       <w:br/>
     </w:r>

--- a/klagomål/A 62137-2025 FSC-klagomål.docx
+++ b/klagomål/A 62137-2025 FSC-klagomål.docx
@@ -1517,7 +1517,7 @@
     <w:r>
       <w:tab/>
       <w:tab/>
-      <w:t>2026-01-12</w:t>
+      <w:t>2026-01-13</w:t>
       <w:br/>
       <w:br/>
     </w:r>

--- a/klagomål/A 62137-2025 FSC-klagomål.docx
+++ b/klagomål/A 62137-2025 FSC-klagomål.docx
@@ -1517,7 +1517,7 @@
     <w:r>
       <w:tab/>
       <w:tab/>
-      <w:t>2026-01-13</w:t>
+      <w:t>2026-01-14</w:t>
       <w:br/>
       <w:br/>
     </w:r>

--- a/klagomål/A 62137-2025 FSC-klagomål.docx
+++ b/klagomål/A 62137-2025 FSC-klagomål.docx
@@ -1517,7 +1517,7 @@
     <w:r>
       <w:tab/>
       <w:tab/>
-      <w:t>2026-01-14</w:t>
+      <w:t>2026-01-15</w:t>
       <w:br/>
       <w:br/>
     </w:r>

--- a/klagomål/A 62137-2025 FSC-klagomål.docx
+++ b/klagomål/A 62137-2025 FSC-klagomål.docx
@@ -1517,7 +1517,7 @@
     <w:r>
       <w:tab/>
       <w:tab/>
-      <w:t>2026-01-15</w:t>
+      <w:t>2026-01-16</w:t>
       <w:br/>
       <w:br/>
     </w:r>

--- a/klagomål/A 62137-2025 FSC-klagomål.docx
+++ b/klagomål/A 62137-2025 FSC-klagomål.docx
@@ -1517,7 +1517,7 @@
     <w:r>
       <w:tab/>
       <w:tab/>
-      <w:t>2026-01-16</w:t>
+      <w:t>2026-01-17</w:t>
       <w:br/>
       <w:br/>
     </w:r>

--- a/klagomål/A 62137-2025 FSC-klagomål.docx
+++ b/klagomål/A 62137-2025 FSC-klagomål.docx
@@ -1517,7 +1517,7 @@
     <w:r>
       <w:tab/>
       <w:tab/>
-      <w:t>2026-01-17</w:t>
+      <w:t>2026-01-18</w:t>
       <w:br/>
       <w:br/>
     </w:r>

--- a/klagomål/A 62137-2025 FSC-klagomål.docx
+++ b/klagomål/A 62137-2025 FSC-klagomål.docx
@@ -1517,7 +1517,7 @@
     <w:r>
       <w:tab/>
       <w:tab/>
-      <w:t>2026-01-18</w:t>
+      <w:t>2026-01-19</w:t>
       <w:br/>
       <w:br/>
     </w:r>

--- a/klagomål/A 62137-2025 FSC-klagomål.docx
+++ b/klagomål/A 62137-2025 FSC-klagomål.docx
@@ -1517,7 +1517,7 @@
     <w:r>
       <w:tab/>
       <w:tab/>
-      <w:t>2026-01-19</w:t>
+      <w:t>2026-01-20</w:t>
       <w:br/>
       <w:br/>
     </w:r>

--- a/klagomål/A 62137-2025 FSC-klagomål.docx
+++ b/klagomål/A 62137-2025 FSC-klagomål.docx
@@ -1517,7 +1517,7 @@
     <w:r>
       <w:tab/>
       <w:tab/>
-      <w:t>2026-01-20</w:t>
+      <w:t>2026-01-21</w:t>
       <w:br/>
       <w:br/>
     </w:r>

--- a/klagomål/A 62137-2025 FSC-klagomål.docx
+++ b/klagomål/A 62137-2025 FSC-klagomål.docx
@@ -1517,7 +1517,7 @@
     <w:r>
       <w:tab/>
       <w:tab/>
-      <w:t>2026-01-21</w:t>
+      <w:t>2026-01-23</w:t>
       <w:br/>
       <w:br/>
     </w:r>

--- a/klagomål/A 62137-2025 FSC-klagomål.docx
+++ b/klagomål/A 62137-2025 FSC-klagomål.docx
@@ -1517,7 +1517,7 @@
     <w:r>
       <w:tab/>
       <w:tab/>
-      <w:t>2026-01-23</w:t>
+      <w:t>2026-01-24</w:t>
       <w:br/>
       <w:br/>
     </w:r>

--- a/klagomål/A 62137-2025 FSC-klagomål.docx
+++ b/klagomål/A 62137-2025 FSC-klagomål.docx
@@ -1517,7 +1517,7 @@
     <w:r>
       <w:tab/>
       <w:tab/>
-      <w:t>2026-01-24</w:t>
+      <w:t>2026-01-25</w:t>
       <w:br/>
       <w:br/>
     </w:r>

--- a/klagomål/A 62137-2025 FSC-klagomål.docx
+++ b/klagomål/A 62137-2025 FSC-klagomål.docx
@@ -1517,7 +1517,7 @@
     <w:r>
       <w:tab/>
       <w:tab/>
-      <w:t>2026-01-25</w:t>
+      <w:t>2026-01-26</w:t>
       <w:br/>
       <w:br/>
     </w:r>

--- a/klagomål/A 62137-2025 FSC-klagomål.docx
+++ b/klagomål/A 62137-2025 FSC-klagomål.docx
@@ -1517,7 +1517,7 @@
     <w:r>
       <w:tab/>
       <w:tab/>
-      <w:t>2026-01-26</w:t>
+      <w:t>2026-01-27</w:t>
       <w:br/>
       <w:br/>
     </w:r>

--- a/klagomål/A 62137-2025 FSC-klagomål.docx
+++ b/klagomål/A 62137-2025 FSC-klagomål.docx
@@ -1517,7 +1517,7 @@
     <w:r>
       <w:tab/>
       <w:tab/>
-      <w:t>2026-01-27</w:t>
+      <w:t>2026-01-28</w:t>
       <w:br/>
       <w:br/>
     </w:r>

--- a/klagomål/A 62137-2025 FSC-klagomål.docx
+++ b/klagomål/A 62137-2025 FSC-klagomål.docx
@@ -112,7 +112,7 @@
         <w:pStyle w:val="ListBullet"/>
       </w:pPr>
       <w:r>
-        <w:t>Om ett ombud (tex Norra skog eller Mellanskog) avverkningsanmäler en skog med naturvärden motsvarande nyckelbiotops kvalité men markägaren inte är FSC certifierad, bör du skicka in ett FSC kontrollerat virke klagomål. Då ska klagomålet skickas till ombudsföretaget.</w:t>
+        <w:t>Om ett ombud (tex Norra skog eller Mellanskog) avverkningsanmäler en skog med naturvärden motsvarande nyckelbiotops kvalitet men markägaren inte är FSC certifierad, bör du skicka in ett FSC kontrollerat virke klagomål. Då ska klagomålet skickas till ombudsföretaget.</w:t>
       </w:r>
     </w:p>
     <w:p>
@@ -254,7 +254,25 @@
         <w:t xml:space="preserve">Blåmossa </w:t>
       </w:r>
       <w:r>
-        <w:t>har karaktäristiska kuddar som är lätta att se på långt håll. Mycket stora kuddar, större än 0,5 meter i höjd, indikerar höga naturvärden där skogen har en lång period av orördhet oh stabila miljöförhållanden. Mossan växer under gynnsamma omständigheter cirka 1 centimeter per år och stora kuddar kan därför indirekt visa att lokalen varit lämplig under en lång tid (Nitare &amp; Skogsstyrelsen, 2019).</w:t>
+        <w:t xml:space="preserve">har karaktäristiska kuddar som är lätta att se på långt håll. Mycket stora kuddar, större än 0,5 meter i höjd, indikerar höga naturvärden där skogen har en lång period av orördhet oh stabila miljöförhållanden. Mossan växer under gynnsamma omständigheter cirka 1 centimeter per år och stora kuddar kan därför indirekt visa att lokalen varit lämplig under en lång tid. Blåmossa är typisk art för </w:t>
+      </w:r>
+      <w:r>
+        <w:rPr>
+          <w:i/>
+        </w:rPr>
+        <w:t>9010 Taiga, 9080 Lövsumpskog</w:t>
+      </w:r>
+      <w:r>
+        <w:t xml:space="preserve"> och </w:t>
+      </w:r>
+      <w:r>
+        <w:rPr>
+          <w:i/>
+        </w:rPr>
+        <w:t>9750 Svämlövskog</w:t>
+      </w:r>
+      <w:r>
+        <w:t xml:space="preserve"> (SLU Artdatabanken, 2025; Nitare &amp; Skogsstyrelsen, 2019).</w:t>
       </w:r>
     </w:p>
     <w:p>
@@ -274,7 +292,16 @@
         <w:t>Corticeus longulus</w:t>
       </w:r>
       <w:r>
-        <w:t xml:space="preserve"> (VU), tallbarksvartbagge (VU), tallgångbagge (VU) och cholodkovskys bastborre (NT). Den mindre märgborrens måsvingeliknande gnaggångar är lätta att känna igen och hittas ofta på grova tallgrenar på marken. Rika förekomster av främst mindre märgborre men även skarptandad barkborre (NT) är en signal för artrikedom och inventeringar har visat att det är i skogar med en naturlig självgallring som det skapas förutsättningar för dessa arter samt de efterföljande åtgärdsprogramsarterna. Tallskogar med stark förekomst av mindre märgborre och skarptandad barkborre bör avsättas som reservat. Generellt bör hänsyn tas vid slutavverkning av talldominerad skog så att avverkningsrester som gren- och toppdelar lämnas (Pettersson, 2014; Hedgren, 2012; Gunnarsson m fl., 1999).</w:t>
+        <w:t xml:space="preserve"> (VU), tallbarksvartbagge (VU), tallgångbagge (VU) och cholodkovskys bastborre (NT). Den mindre märgborrens måsvingeliknande gnaggångar är lätta att känna igen och hittas ofta på grova tallgrenar på marken. Rika förekomster av främst mindre märgborre men även skarptandad barkborre (NT) är en signal för artrikedom och inventeringar har visat att det är i skogar med en naturlig självgallring som det skapas förutsättningar för dessa arter samt de efterföljande åtgärdsprogramsarterna. Tallskogar med stark förekomst av mindre märgborre och skarptandad barkborre bör avsättas som reservat. Generellt bör hänsyn tas vid slutavverkning av talldominerad skog så att avverkningsrester som gren- och toppdelar lämnas. Mindre märgborre är typisk art för </w:t>
+      </w:r>
+      <w:r>
+        <w:rPr>
+          <w:i/>
+        </w:rPr>
+        <w:t>9060 Åsbarrskog</w:t>
+      </w:r>
+      <w:r>
+        <w:t xml:space="preserve"> (Pettersson, 2014; Hedgren, 2012; Gunnarsson m fl., 1999).</w:t>
       </w:r>
     </w:p>
     <w:p>
@@ -285,7 +312,25 @@
         <w:t xml:space="preserve">Tallticka (NT) </w:t>
       </w:r>
       <w:r>
-        <w:t>uppträder först på tallar som är 100–150 år gamla men är vanligast på träd som är runt 150–200 år eller äldre. I skogslandskapet är den främst knuten till tallnaturskogar och restbiotoper med biologiskt gamla träd och signalerar vanligtvis skyddsvärda tallbestånd med höga naturvärden (SLU Artdatabanken, 2023; Nitare &amp; Skogsstyrelsen, 2019).</w:t>
+        <w:t xml:space="preserve">uppträder först på tallar som är 100–150 år gamla men är vanligast på träd som är runt 150–200 år eller äldre. I skogslandskapet är den främst knuten till tallnaturskogar och restbiotoper med biologiskt gamla träd och signalerar vanligtvis skyddsvärda tallbestånd med höga naturvärden. Tallticka är typisk art för </w:t>
+      </w:r>
+      <w:r>
+        <w:rPr>
+          <w:i/>
+        </w:rPr>
+        <w:t xml:space="preserve">9010 Taiga </w:t>
+      </w:r>
+      <w:r>
+        <w:t xml:space="preserve">och </w:t>
+      </w:r>
+      <w:r>
+        <w:rPr>
+          <w:i/>
+        </w:rPr>
+        <w:t>9060 Åsbarrskog</w:t>
+      </w:r>
+      <w:r>
+        <w:t xml:space="preserve"> (SLU Artdatabanken, 2023; Nitare &amp; Skogsstyrelsen, 2019).</w:t>
       </w:r>
     </w:p>
     <w:p>
@@ -307,7 +352,16 @@
         <w:t>Vedskivlav (NT)</w:t>
       </w:r>
       <w:r>
-        <w:t xml:space="preserve"> växer på gammal, torr, exponerad, hård kärnved av framförallt tall i naturskogsartade bestånd. Avverkning av tallskog av naturskogskaraktär med spår av återkommande bränder är ett hot. Mängden lämplig ved att växa på för vedskivlav minskar, dels på grund av naturlig nedbrytning men framförallt på grund av att de förstörs i samband med slutavverkningar, gallringar och markberedning. Tall- och blandbarrskogar av naturskogskaraktär med spår av återkommande bränder bör skyddas (SLU Artdatabanken, 2024).</w:t>
+        <w:t xml:space="preserve"> växer på gammal, torr, exponerad, hård kärnved av framförallt tall i naturskogsartade bestånd. Avverkning av tallskog av naturskogskaraktär med spår av återkommande bränder är ett hot. Mängden lämplig ved att växa på för vedskivlav minskar, dels på grund av naturlig nedbrytning men framförallt på grund av att de förstörs i samband med slutavverkningar, gallringar och markberedning. Tall- och blandbarrskogar av naturskogskaraktär med spår av återkommande bränder bör skyddas. Vedskivlav är typisk art för </w:t>
+      </w:r>
+      <w:r>
+        <w:rPr>
+          <w:i/>
+        </w:rPr>
+        <w:t>9010 Taiga</w:t>
+      </w:r>
+      <w:r>
+        <w:t xml:space="preserve"> (SLU Artdatabanken, 2024).</w:t>
       </w:r>
     </w:p>
     <w:p>
@@ -345,7 +399,25 @@
         <w:t>Grön sköldmossa (§8)</w:t>
       </w:r>
       <w:r>
-        <w:t xml:space="preserve"> omfattas av EU:s art- och habitatdirektiv bilaga 2 vilket innebär att det finns ett uttalat intresse inom Europeiska unionen att bevara arten. Grön sköldmossa kräver skog som har ett speciellt mikroklimat med hög och jämn luftfuktighet i kombination med rik tillgång på död ved (Nitare, 2019). I praktiken handlar det om åtminstone 50 meter med skyddande skog för att undvika uttorkning av marken (Hallingbäck, personligt meddelande 2022-02-24). Grön sköldmossa är en ansvarsart för Sverige då en särskilt stor andel av Europas population finns i landet. Mark- och miljööverdomstolen (MÖD) har i mål nr M 2019-20 (18 februari 2019) slagit fast att grön sköldmossa (§8) är dispenspliktig och att exemplar av arten inte får skadas utan dispens (MÖD, mål nr M 2019-20).</w:t>
+        <w:t xml:space="preserve"> är typisk art för </w:t>
+      </w:r>
+      <w:r>
+        <w:rPr>
+          <w:i/>
+        </w:rPr>
+        <w:t xml:space="preserve">9010 Taiga </w:t>
+      </w:r>
+      <w:r>
+        <w:t>och</w:t>
+      </w:r>
+      <w:r>
+        <w:rPr>
+          <w:i/>
+        </w:rPr>
+        <w:t xml:space="preserve"> 9750 Svämlövskog</w:t>
+      </w:r>
+      <w:r>
+        <w:t xml:space="preserve"> och omfattas av EU:s art- och habitatdirektiv bilaga 2 vilket innebär att det finns ett uttalat intresse inom Europeiska unionen att bevara arten. Grön sköldmossa kräver skog som har ett speciellt mikroklimat med hög och jämn luftfuktighet i kombination med rik tillgång på död ved (Nitare &amp; Skogsstyrelsen, 2019; SLU Artdatabanken, 2025). I praktiken handlar det om åtminstone 50 meter med skyddande skog för att undvika uttorkning av marken (Hallingbäck, personligt meddelande 2022-02-24). Grön sköldmossa är en ansvarsart för Sverige då en särskilt stor andel av Europas population finns i landet. Mark- och miljööverdomstolen (MÖD) har i mål nr M 2019-20 (18 februari 2019) slagit fast att grön sköldmossa (§8) är dispenspliktig och att exemplar av arten inte får skadas utan dispens (MÖD, mål nr M 2019-20).</w:t>
       </w:r>
     </w:p>
     <w:p>
@@ -356,7 +428,25 @@
         <w:t>Knärot (VU, §8)</w:t>
       </w:r>
       <w:r>
-        <w:t xml:space="preserve"> är rödlistad som sårbar och fridlyst enligt 8§ artskyddsförordningen. En nyligen genomförd analys av 79 floraväktarlokaler indikerar att det behövs någonstans mellan 100 och 150 meters skyddszon för att en knärotspopulation inte ska dö ut på lång sikt (Sebestyén &amp; Sundberg, 2025). Detta ligger väl i linje med tidigare genomförda studier som visar att det krävs väl tilltagna buffertzoner för att knäroten inte ska ta skada av skogsbruksåtgärder i intilliggande skog (Johnson, 2014; Koelmeijer m.fl., 2022; Skogsstyrelsen, 2022). Arten är även känslig för gallring vilket framgår av Skogsstyrelsens egen vägledning för hänsyn till knärot (Skogsstyrelsen, 2022). För rika förekomster av knärot är reservatsbildning eller biotopskydd lämpliga åtgärder för att skydda den. På knärot kan den sällsynta rostsvampen </w:t>
+        <w:t xml:space="preserve"> är typisk art för </w:t>
+      </w:r>
+      <w:r>
+        <w:rPr>
+          <w:i/>
+        </w:rPr>
+        <w:t xml:space="preserve">9010 Taiga </w:t>
+      </w:r>
+      <w:r>
+        <w:t>och</w:t>
+      </w:r>
+      <w:r>
+        <w:rPr>
+          <w:i/>
+        </w:rPr>
+        <w:t xml:space="preserve"> 9050 Näringsrik granskog</w:t>
+      </w:r>
+      <w:r>
+        <w:t xml:space="preserve">, rödlistad som sårbar och fridlyst enligt 8§ artskyddsförordningen. En nyligen genomförd analys av 79 floraväktarlokaler indikerar att det behövs någonstans mellan 100 och 150 meters skyddszon för att en knärotspopulation inte ska dö ut på lång sikt (Sebestyén &amp; Sundberg, 2025). Detta ligger väl i linje med tidigare genomförda studier som visar att det krävs väl tilltagna buffertzoner för att knäroten inte ska ta skada av skogsbruksåtgärder i intilliggande skog (Johnson, 2014; Koelmeijer m.fl., 2022; Skogsstyrelsen, 2022). Arten är även känslig för gallring vilket framgår av Skogsstyrelsens egen vägledning för hänsyn till knärot (Skogsstyrelsen, 2022). För rika förekomster av knärot är reservatsbildning eller biotopskydd lämpliga åtgärder för att skydda den. På knärot kan den sällsynta rostsvampen </w:t>
       </w:r>
       <w:r>
         <w:rPr>
@@ -442,7 +532,25 @@
         <w:t>Spillkråka (NT, §4)</w:t>
       </w:r>
       <w:r>
-        <w:t xml:space="preserve"> är rödlistad som nära hotad och ingår i bilaga 1 i EU:s fågeldirektiv. Den minskar i population på grund av minskad tillgång på lämpliga bo- och födoträd och minskad födotillgång. Spillkråkans minskningstakt har uppgått till 19 (24–10) % under de senaste 15 åren. Minskningstakten för den svenska populationen bedöms vara nära gränsvärdet för Sårbar (VU) (A2bc). Skogsbruk med korta omloppstider och täta, homogena ungskogar utgör det största hotet, (SLU Artdatabanken, 2023).</w:t>
+        <w:t xml:space="preserve"> är rödlistad som nära hotad och ingår i bilaga 1 i EU:s fågeldirektiv. Den minskar i population på grund av minskad tillgång på lämpliga bo- och födoträd och minskad födotillgång. Spillkråkans minskningstakt har uppgått till 19 (24–10) % under de senaste 15 åren. Minskningstakten för den svenska populationen bedöms vara nära gränsvärdet för Sårbar (VU) (A2bc). Skogsbruk med korta omloppstider och täta, homogena ungskogar utgör det största hotet. Spillkråka är typisk art för </w:t>
+      </w:r>
+      <w:r>
+        <w:rPr>
+          <w:i/>
+        </w:rPr>
+        <w:t xml:space="preserve">9010 Taiga </w:t>
+      </w:r>
+      <w:r>
+        <w:t>och</w:t>
+      </w:r>
+      <w:r>
+        <w:rPr>
+          <w:i/>
+        </w:rPr>
+        <w:t xml:space="preserve"> 9740 Skogsbevuxen myr </w:t>
+      </w:r>
+      <w:r>
+        <w:t>(SLU Artdatabanken, 2023).</w:t>
       </w:r>
     </w:p>
     <w:p>
@@ -453,7 +561,25 @@
         <w:t>Tjäder (§4)</w:t>
       </w:r>
       <w:r>
-        <w:t xml:space="preserve"> är en utpräglad skogsfågel knuten till större sammanhängande barrskogsområden. Tupparna och hönorna utnyttjar till viss del olika miljöer, och habitatvalet varierar dessutom mellan olika delar av året. För att det ska finnas livskraftiga tjäderbestånd krävs funktionella skogslandskap med en blandning av uppvuxen, gles och luckig skog, täta sumpskogar, myrar och andra små våtmarker. Arten försvinner när skogen fragmenteras och den sammanlagda arealen hyggen och andra öppna områden blir för stor. Ett småskaligt och försiktigt virkesuttag genom hyggesfria metoder kan i vissa fall vara möjligt i området inom 200 m från lekcentrum. Längre ut från lekcentrum, inom 200–500 m bör den avverkade ytan inte överskrida 1 hektar för att undvika alltför stora och snabba förändringar (Skogsstyrelsen, 2019).</w:t>
+        <w:t xml:space="preserve"> omfattas av bilaga 1 och 2 EU:s fågeldirektiv och är typisk art för </w:t>
+      </w:r>
+      <w:r>
+        <w:rPr>
+          <w:i/>
+        </w:rPr>
+        <w:t xml:space="preserve">9010 Taiga </w:t>
+      </w:r>
+      <w:r>
+        <w:t xml:space="preserve">och </w:t>
+      </w:r>
+      <w:r>
+        <w:rPr>
+          <w:i/>
+        </w:rPr>
+        <w:t>9740 Skogsbevuxen myr</w:t>
+      </w:r>
+      <w:r>
+        <w:t>. Tjädern är en utpräglad skogsfågel knuten till större sammanhängande barrskogsområden. Tupparna och hönorna utnyttjar till viss del olika miljöer, och habitatvalet varierar dessutom mellan olika delar av året. För att det ska finnas livskraftiga tjäderbestånd krävs funktionella skogslandskap med en blandning av uppvuxen, gles och luckig skog, täta sumpskogar, myrar och andra små våtmarker. Arten försvinner när skogen fragmenteras och den sammanlagda arealen hyggen och andra öppna områden blir för stor. Ett småskaligt och försiktigt virkesuttag genom hyggesfria metoder kan i vissa fall vara möjligt i området inom 200 m från lekcentrum. Längre ut från lekcentrum, inom 200–500 m bör den avverkade ytan inte överskrida 1 hektar för att undvika alltför stora och snabba förändringar (Skogsstyrelsen, 2019; SLU Artdatabanken, 2024).</w:t>
       </w:r>
     </w:p>
     <w:p>
@@ -789,7 +915,25 @@
     </w:p>
     <w:p>
       <w:r>
-        <w:t>Grön sköldmossa är upptagen i EU:s Habitatdirektiv bilaga 2 vilket innebär att det  finns ett uttalat intresse inom Europeiska unionen att bevara arten. Grön sköldmossa är en ansvarsart för Sverige då en särskilt stor andel av Europas population finns i landet. Förutom i östra Sverige har arten inga större sammanhängande utbredningar med gynnsam bevarandestatus söderut i Europa förrän i Montenegro. Det finns enbart liten förekomst med gynnsam regional bevarandestatus i södra Frankrike och södra Polen. Grön sköldmossa är typisk art för 9010 Taiga och 9750 Svämlövskog (Natura 2000) och omfattas även av Bernkonventionen bilaga 1.</w:t>
+        <w:t xml:space="preserve">Grön sköldmossa är typisk art för </w:t>
+      </w:r>
+      <w:r>
+        <w:rPr>
+          <w:i/>
+        </w:rPr>
+        <w:t xml:space="preserve">9010 Taiga </w:t>
+      </w:r>
+      <w:r>
+        <w:t>och</w:t>
+      </w:r>
+      <w:r>
+        <w:rPr>
+          <w:i/>
+        </w:rPr>
+        <w:t xml:space="preserve"> 9750 Svämlövskog</w:t>
+      </w:r>
+      <w:r>
+        <w:t xml:space="preserve"> och upptagen i EU:s Habitatdirektiv bilaga 2 vilket innebär att det finns ett uttalat intresse inom Europeiska unionen att bevara arten. Grön sköldmossa är en ansvarsart för Sverige då en särskilt stor andel av Europas population finns i landet. Förutom i östra Sverige har arten inga större sammanhängande utbredningar med gynnsam bevarandestatus söderut i Europa förrän i Montenegro. Det finns enbart liten förekomst med gynnsam regional bevarandestatus i södra Frankrike och södra Polen. Grön sköldmossa är typisk art för 9010 Taiga och 9750 Svämlövskog (Natura 2000) och omfattas även av Bernkonventionen bilaga 1.</w:t>
       </w:r>
     </w:p>
     <w:p>
@@ -955,7 +1099,25 @@
     </w:p>
     <w:p>
       <w:r>
-        <w:t>Knärot är fridlyst enligt 8 och 15 §§ artskyddsförordningen och klassad som sårbar (VU) enligt rödlistan 2020. Knärot är beroende av hög och jämn luftfuktighet i gamla, ostörda skogsmiljöer och är känslig för snabba förändringar av ljus-/vindförhållanden eller uttorkning. På grund av ett alltför intensivt skogsbruk har den minskat med 40 (25–50) % under de senaste 60 åren och i framtiden bedöms minskningstakten uppgå till 30 (20–40) %. Till följd av att arten har en dokumenterat högre minskningstakt i förhållande till sin generationstid än vad som tidigare varit känt (data från Riksskogstaxeringen) höjdes den till hotkategori sårbar (VU) i rödlistan 2020 (SLU Artdatabanken, 2024).</w:t>
+        <w:t xml:space="preserve">Knärot är typisk art för </w:t>
+      </w:r>
+      <w:r>
+        <w:rPr>
+          <w:i/>
+        </w:rPr>
+        <w:t xml:space="preserve">9010 Taiga </w:t>
+      </w:r>
+      <w:r>
+        <w:t>och</w:t>
+      </w:r>
+      <w:r>
+        <w:rPr>
+          <w:i/>
+        </w:rPr>
+        <w:t xml:space="preserve"> 9050 Näringsrik granskog</w:t>
+      </w:r>
+      <w:r>
+        <w:t>, fridlyst enligt 8 och 15 §§ artskyddsförordningen och klassad som sårbar (VU) enligt rödlistan 2020. Knärot är beroende av hög och jämn luftfuktighet i gamla, ostörda skogsmiljöer och är känslig för snabba förändringar av ljus-/vindförhållanden eller uttorkning. På grund av ett alltför intensivt skogsbruk har den minskat med 40 (25–50) % under de senaste 60 åren och i framtiden bedöms minskningstakten uppgå till 30 (20–40) %. Till följd av att arten har en dokumenterat högre minskningstakt i förhållande till sin generationstid än vad som tidigare varit känt (data från Riksskogstaxeringen) höjdes den till hotkategori sårbar (VU) i rödlistan 2020 (SLU Artdatabanken, 2024).</w:t>
       </w:r>
     </w:p>
     <w:p>
@@ -1172,7 +1334,16 @@
     </w:p>
     <w:p>
       <w:r>
-        <w:t>Rika förekomster av främst mindre märgborre men även skarptandad barkborre (NT) är en signal för artrikedom och inventeringar har visat att det är i skogar med en naturlig självgallring som det skapas förutsättningar för dessa arter samt de efterföljande åtgärdsprogramsarterna (Pettersson, 2014; Hedgren, 2012). Tallskogar med stark förekomst av mindre märgborre och skarptandad barkborre bör avsättas som reservat. Generellt bör hänsyn tas vid slutavverkning av talldominerad skog så att avverkningsrester som gren- och toppdelar (s.k. GROT) lämnas (Pettersson, 2014).</w:t>
+        <w:t xml:space="preserve">Rika förekomster av främst mindre märgborre men även skarptandad barkborre (NT) är en signal för artrikedom och inventeringar har visat att det är i skogar med en naturlig självgallring som det skapas förutsättningar för dessa arter samt de efterföljande åtgärdsprogramsarterna (Pettersson, 2014; Hedgren, 2012). Tallskogar med stark förekomst av mindre märgborre och skarptandad barkborre bör avsättas som reservat. Generellt bör hänsyn tas vid slutavverkning av talldominerad skog så att avverkningsrester som gren- och toppdelar (s.k. GROT) lämnas. Mindre märgborre är typisk art för </w:t>
+      </w:r>
+      <w:r>
+        <w:rPr>
+          <w:i/>
+        </w:rPr>
+        <w:t>9060 Åsbarrskog</w:t>
+      </w:r>
+      <w:r>
+        <w:t xml:space="preserve"> (Pettersson, 2014; SLU Artdatabanken, 2024).</w:t>
       </w:r>
     </w:p>
     <w:p>
@@ -1283,6 +1454,20 @@
     </w:p>
     <w:p>
       <w:r>
+        <w:t xml:space="preserve">SLU Artdatabanken, 2024. </w:t>
+      </w:r>
+      <w:r>
+        <w:rPr>
+          <w:i/>
+        </w:rPr>
+        <w:t xml:space="preserve">Artfaktablad. Naturvård – artfakta. </w:t>
+      </w:r>
+      <w:r>
+        <w:t>SLU Artdatabanken, Uppsala.</w:t>
+      </w:r>
+    </w:p>
+    <w:p>
+      <w:r>
         <w:t xml:space="preserve">Wikars, L.-O., Hansson, J. &amp; Hedgren, O., 2010. </w:t>
       </w:r>
       <w:r>
@@ -1319,12 +1504,30 @@
     </w:p>
     <w:p>
       <w:r>
-        <w:t>Spillkråka (NT) är rödlistad som nära hotad, fridlyst enligt §4 Artskyddsförordningen och ingår i bilaga 1 i EU:s fågeldirektiv. Spillkråka lever i både barr- och blandskog liksom i ren lövskog. De tätaste populationerna tenderar att finnas i äldre, variationsrik blandskog med gott om död ved och gamla träd.</w:t>
+        <w:t xml:space="preserve">Spillkråka (NT) är rödlistad som nära hotad, fridlyst enligt §4 Artskyddsförordningen, typisk art för </w:t>
+      </w:r>
+      <w:r>
+        <w:rPr>
+          <w:i/>
+        </w:rPr>
+        <w:t xml:space="preserve">9010 Taiga </w:t>
+      </w:r>
+      <w:r>
+        <w:t>och</w:t>
+      </w:r>
+      <w:r>
+        <w:rPr>
+          <w:i/>
+        </w:rPr>
+        <w:t xml:space="preserve"> 9740 Skogsbevuxen myr</w:t>
+      </w:r>
+      <w:r>
+        <w:t xml:space="preserve"> och ingår i bilaga 1 i EU:s fågeldirektiv. Spillkråka lever i både barr- och blandskog liksom i ren lövskog. De tätaste populationerna tenderar att finnas i äldre, variationsrik blandskog med gott om död ved och gamla träd.</w:t>
       </w:r>
     </w:p>
     <w:p>
       <w:r>
-        <w:t>Varje par utnyttjar 400–1000 hektar skog beroende på skogens kvalitet. En minskning av populationen pågår på grund av minskad tillgång på lämpliga bo- och födoträd och minskad födotillgång. Spillkråkans minskningstakt har uppgått till 19 (24–10) % under de senaste 15 åren. Minskningstakten för den svenska populationen bedöms vara nära gränsvärdet för Sårbar (VU) (A2bc). Skogsbruk med korta omloppstider och täta, homogena ungskogar utgör det största hotet (Artdatabanken 2023).</w:t>
+        <w:t>Varje par utnyttjar 400–1000 hektar skog beroende på skogens kvalitet. En minskning av populationen pågår på grund av minskad tillgång på lämpliga bo- och födoträd och minskad födotillgång. Spillkråkans minskningstakt har uppgått till 19 (24–10) % under de senaste 15 åren. Minskningstakten för den svenska populationen bedöms vara nära gränsvärdet för Sårbar (VU) (A2bc). Skogsbruk med korta omloppstider och täta, homogena ungskogar utgör det största hotet (SLU Artdatabanken 2023).</w:t>
       </w:r>
     </w:p>
     <w:p>
@@ -1359,7 +1562,25 @@
     </w:p>
     <w:p>
       <w:r>
-        <w:t>Tjäder (§4) är en utpräglad skogsfågel knuten till större sammanhängande barrskogsområden. Tupparna och hönorna utnyttjar till viss del olika miljöer, och habitatvalet varierar dessutom mellan olika delar av året. För att det ska finnas livskraftiga tjäderbestånd krävs funktionella skogslandskap med en blandning av uppvuxen, gles och luckig skog, täta sumpskogar, myrar och andra små våtmarker (Skogsstyrelsen, 2019).</w:t>
+        <w:t xml:space="preserve">Tjäder (§4) omfattas av bilaga 1 och 2 EU:s fågeldirektiv och är typisk art för </w:t>
+      </w:r>
+      <w:r>
+        <w:rPr>
+          <w:i/>
+        </w:rPr>
+        <w:t xml:space="preserve">9010 Taiga </w:t>
+      </w:r>
+      <w:r>
+        <w:t xml:space="preserve">och </w:t>
+      </w:r>
+      <w:r>
+        <w:rPr>
+          <w:i/>
+        </w:rPr>
+        <w:t>9740 Skogsbevuxen myr</w:t>
+      </w:r>
+      <w:r>
+        <w:t>. Tjädern är en utpräglad skogsfågel knuten till större sammanhängande barrskogsområden. Tupparna och hönorna utnyttjar till viss del olika miljöer, och habitatvalet varierar dessutom mellan olika delar av året. För att det ska finnas livskraftiga tjäderbestånd krävs funktionella skogslandskap med en blandning av uppvuxen, gles och luckig skog, täta sumpskogar, myrar och andra små våtmarker (Skogsstyrelsen, 2019; SLU Artdatabanken 2024).</w:t>
       </w:r>
     </w:p>
     <w:p>
@@ -1383,10 +1604,21 @@
         <w:rPr>
           <w:i/>
         </w:rPr>
-        <w:t xml:space="preserve">Vägledning för hänsyn till fåglar – tjäder. </w:t>
-      </w:r>
-      <w:r>
-        <w:t>https://www.skogsstyrelsen.se/globalassets/lag-och-tillsyn/artskydd/vagledningar-for-hansyn-till-faglar/tjader-vagledning-hansyn2.pdf</w:t>
+        <w:t>Vägledning för hänsyn till fåglar – tjäder.</w:t>
+      </w:r>
+    </w:p>
+    <w:p>
+      <w:r>
+        <w:t xml:space="preserve">SLU Artdatabanken, 2024. </w:t>
+      </w:r>
+      <w:r>
+        <w:rPr>
+          <w:i/>
+        </w:rPr>
+        <w:t xml:space="preserve">Artfaktablad. Naturvård – artfakta. </w:t>
+      </w:r>
+      <w:r>
+        <w:t>SLU Artdatabanken, Uppsala</w:t>
       </w:r>
     </w:p>
     <w:sectPr>
@@ -1517,7 +1749,7 @@
     <w:r>
       <w:tab/>
       <w:tab/>
-      <w:t>2026-01-28</w:t>
+      <w:t>2026-01-29</w:t>
       <w:br/>
       <w:br/>
     </w:r>

--- a/klagomål/A 62137-2025 FSC-klagomål.docx
+++ b/klagomål/A 62137-2025 FSC-klagomål.docx
@@ -1749,7 +1749,7 @@
     <w:r>
       <w:tab/>
       <w:tab/>
-      <w:t>2026-01-29</w:t>
+      <w:t>2026-01-30</w:t>
       <w:br/>
       <w:br/>
     </w:r>

--- a/klagomål/A 62137-2025 FSC-klagomål.docx
+++ b/klagomål/A 62137-2025 FSC-klagomål.docx
@@ -1749,7 +1749,7 @@
     <w:r>
       <w:tab/>
       <w:tab/>
-      <w:t>2026-01-30</w:t>
+      <w:t>2026-01-31</w:t>
       <w:br/>
       <w:br/>
     </w:r>
